--- a/qa-docs/bug-reports/Notes Title and Content missing text wrap.docx
+++ b/qa-docs/bug-reports/Notes Title and Content missing text wrap.docx
@@ -64,7 +64,7 @@
       <w:pPr>
         <w:ind w:left="240"/>
         <w:rPr>
-          <w:rFonts w:eastAsia="맑은 고딕" w:hint="eastAsia"/>
+          <w:rFonts w:eastAsia="맑은 고딕"/>
           <w:lang w:val="en-CA" w:eastAsia="ko-KR"/>
         </w:rPr>
       </w:pPr>
@@ -198,7 +198,7 @@
           <w:numId w:val="11"/>
         </w:numPr>
         <w:rPr>
-          <w:rFonts w:eastAsia="맑은 고딕" w:hint="eastAsia"/>
+          <w:rFonts w:eastAsia="맑은 고딕"/>
           <w:lang w:eastAsia="ko-KR"/>
         </w:rPr>
       </w:pPr>
@@ -207,8 +207,26 @@
           <w:rFonts w:eastAsia="맑은 고딕" w:hint="eastAsia"/>
           <w:lang w:eastAsia="ko-KR"/>
         </w:rPr>
-        <w:t>Log in to  VerseByVerse</w:t>
+        <w:t xml:space="preserve">Log in </w:t>
       </w:r>
+      <w:proofErr w:type="gramStart"/>
+      <w:r>
+        <w:rPr>
+          <w:rFonts w:eastAsia="맑은 고딕" w:hint="eastAsia"/>
+          <w:lang w:eastAsia="ko-KR"/>
+        </w:rPr>
+        <w:t xml:space="preserve">to  </w:t>
+      </w:r>
+      <w:proofErr w:type="spellStart"/>
+      <w:r>
+        <w:rPr>
+          <w:rFonts w:eastAsia="맑은 고딕" w:hint="eastAsia"/>
+          <w:lang w:eastAsia="ko-KR"/>
+        </w:rPr>
+        <w:t>VerseByVerse</w:t>
+      </w:r>
+      <w:proofErr w:type="spellEnd"/>
+      <w:proofErr w:type="gramEnd"/>
     </w:p>
     <w:p>
       <w:r>
@@ -297,21 +315,7 @@
           <w:rFonts w:eastAsia="맑은 고딕" w:hint="eastAsia"/>
           <w:lang w:eastAsia="ko-KR"/>
         </w:rPr>
-        <w:t xml:space="preserve">Have a </w:t>
-      </w:r>
-      <w:r>
-        <w:rPr>
-          <w:rFonts w:eastAsia="맑은 고딕" w:hint="eastAsia"/>
-          <w:lang w:eastAsia="ko-KR"/>
-        </w:rPr>
-        <w:t>note content</w:t>
-      </w:r>
-      <w:r>
-        <w:rPr>
-          <w:rFonts w:eastAsia="맑은 고딕" w:hint="eastAsia"/>
-          <w:lang w:eastAsia="ko-KR"/>
-        </w:rPr>
-        <w:t xml:space="preserve"> that is one </w:t>
+        <w:t xml:space="preserve">Have a note content that is one </w:t>
       </w:r>
       <w:r>
         <w:rPr>
@@ -361,7 +365,7 @@
       <w:pPr>
         <w:ind w:left="240"/>
         <w:rPr>
-          <w:rFonts w:eastAsia="맑은 고딕" w:hint="eastAsia"/>
+          <w:rFonts w:eastAsia="맑은 고딕"/>
           <w:lang w:eastAsia="ko-KR"/>
         </w:rPr>
       </w:pPr>
@@ -374,6 +378,12 @@
       </w:r>
     </w:p>
     <w:p>
+      <w:pPr>
+        <w:rPr>
+          <w:rFonts w:eastAsia="맑은 고딕"/>
+          <w:lang w:eastAsia="ko-KR"/>
+        </w:rPr>
+      </w:pPr>
       <w:r>
         <w:rPr>
           <w:b/>
@@ -381,21 +391,19 @@
         </w:rPr>
         <w:t>Actual Result:</w:t>
       </w:r>
+      <w:r>
+        <w:t xml:space="preserve"> </w:t>
+      </w:r>
     </w:p>
     <w:p>
       <w:pPr>
-        <w:ind w:left="240"/>
         <w:rPr>
-          <w:rFonts w:eastAsia="맑은 고딕" w:hint="eastAsia"/>
+          <w:rFonts w:eastAsia="맑은 고딕"/>
           <w:lang w:eastAsia="ko-KR"/>
         </w:rPr>
       </w:pPr>
       <w:r>
-        <w:rPr>
-          <w:rFonts w:eastAsia="맑은 고딕" w:hint="eastAsia"/>
-          <w:lang w:eastAsia="ko-KR"/>
-        </w:rPr>
-        <w:t>Title and content texts are going out of the box and creating a sidebar horizontally.</w:t>
+        <w:t>Long unbroken text causes horizontal overflow, breaking layout and degrading readability on desktop view</w:t>
       </w:r>
     </w:p>
     <w:p>
@@ -429,6 +437,7 @@
           <w:b/>
           <w:sz w:val="24"/>
         </w:rPr>
+        <w:lastRenderedPageBreak/>
         <w:t>Priority:</w:t>
       </w:r>
     </w:p>
@@ -445,7 +454,6 @@
           <w:rFonts w:eastAsia="맑은 고딕" w:hint="eastAsia"/>
           <w:lang w:eastAsia="ko-KR"/>
         </w:rPr>
-        <w:lastRenderedPageBreak/>
         <w:t>Low</w:t>
       </w:r>
     </w:p>
@@ -494,6 +502,7 @@
       <w:r>
         <w:rPr>
           <w:rFonts w:eastAsia="맑은 고딕"/>
+          <w:noProof/>
           <w:lang w:eastAsia="ko-KR"/>
         </w:rPr>
         <w:drawing>
@@ -549,6 +558,7 @@
       <w:r>
         <w:rPr>
           <w:rFonts w:eastAsia="맑은 고딕"/>
+          <w:noProof/>
           <w:lang w:eastAsia="ko-KR"/>
         </w:rPr>
         <w:drawing>
@@ -607,7 +617,7 @@
       <w:pPr>
         <w:ind w:left="240"/>
         <w:rPr>
-          <w:rFonts w:eastAsia="맑은 고딕" w:hint="eastAsia"/>
+          <w:rFonts w:eastAsia="맑은 고딕"/>
           <w:lang w:val="en-CA" w:eastAsia="ko-KR"/>
         </w:rPr>
       </w:pPr>
@@ -1633,7 +1643,6 @@
   <w:style w:type="character" w:default="1" w:styleId="DefaultParagraphFont">
     <w:name w:val="Default Paragraph Font"/>
     <w:uiPriority w:val="1"/>
-    <w:semiHidden/>
     <w:unhideWhenUsed/>
   </w:style>
   <w:style w:type="table" w:default="1" w:styleId="TableNormal">
